--- a/lessons/chapters/build/word/Chapter07_Meeting1.docx
+++ b/lessons/chapters/build/word/Chapter07_Meeting1.docx
@@ -278,7 +278,7 @@
     </w:tbl>
     <w:p>
       <w:pPr>
-        <w:pStyle w:val="BodyText"/>
+        <w:pStyle w:val="FirstParagraph"/>
       </w:pPr>
       <w:r>
         <w:t xml:space="preserve">Parts One and Two are the first meeting.  Part Three is the second.  Part Four</w:t>
@@ -290,23 +290,25 @@
         <w:t xml:space="preserve">is the third.</w:t>
       </w:r>
     </w:p>
-    <w:bookmarkStart w:id="13" w:name="part-one---you-already-know-all-of-this"/>
     <w:p>
       <w:pPr>
         <w:pStyle w:val="Heading1"/>
       </w:pPr>
+      <w:bookmarkStart w:id="9" w:name="_69d8549df2452786058b4faaab1dca20fc0082b"/>
       <w:r>
         <w:t xml:space="preserve">Part One - You already know all of this</w:t>
       </w:r>
+      <w:bookmarkEnd w:id="9"/>
     </w:p>
-    <w:bookmarkStart w:id="9" w:name="one-sentence-first"/>
     <w:p>
       <w:pPr>
         <w:pStyle w:val="Heading2"/>
       </w:pPr>
+      <w:bookmarkStart w:id="10" w:name="_c92d689de01d539474c4bbdd936e66a47a938f2"/>
       <w:r>
         <w:t xml:space="preserve">7.1  One sentence first</w:t>
       </w:r>
+      <w:bookmarkEnd w:id="10"/>
     </w:p>
     <w:p>
       <w:pPr>
@@ -349,15 +351,15 @@
         <w:spacing w:before="0" w:after="0" w:line="20" w:lineRule="exact"/>
       </w:pPr>
     </w:p>
-    <w:bookmarkEnd w:id="9"/>
-    <w:bookmarkStart w:id="10" w:name="the-starter"/>
     <w:p>
       <w:pPr>
         <w:pStyle w:val="Heading2"/>
       </w:pPr>
+      <w:bookmarkStart w:id="11" w:name="_f7061cd72f9b8e452fa074ca06c186d6cc77dcc"/>
       <w:r>
         <w:t xml:space="preserve">7.2  The starter</w:t>
       </w:r>
+      <w:bookmarkEnd w:id="11"/>
     </w:p>
     <w:p>
       <w:pPr>
@@ -7446,7 +7448,7 @@
     </w:tbl>
     <w:p>
       <w:pPr>
-        <w:pStyle w:val="BodyText"/>
+        <w:pStyle w:val="FirstParagraph"/>
       </w:pPr>
       <w:r>
         <w:t xml:space="preserve">The coins and hazards are plain colored blobs.  They're placeholders, there so</w:t>
@@ -7541,15 +7543,15 @@
         <w:spacing w:before="0" w:after="0" w:line="20" w:lineRule="exact"/>
       </w:pPr>
     </w:p>
-    <w:bookmarkEnd w:id="10"/>
-    <w:bookmarkStart w:id="11" w:name="three-modes"/>
     <w:p>
       <w:pPr>
         <w:pStyle w:val="Heading2"/>
       </w:pPr>
+      <w:bookmarkStart w:id="12" w:name="_32f03d00c5f7a1ea2002ff14027b2f42774cc0b"/>
       <w:r>
         <w:t xml:space="preserve">7.3  Three modes</w:t>
       </w:r>
+      <w:bookmarkEnd w:id="12"/>
     </w:p>
     <w:p>
       <w:pPr>
@@ -8163,15 +8165,15 @@
         <w:spacing w:before="0" w:after="0" w:line="20" w:lineRule="exact"/>
       </w:pPr>
     </w:p>
-    <w:bookmarkEnd w:id="11"/>
-    <w:bookmarkStart w:id="12" w:name="restarting"/>
     <w:p>
       <w:pPr>
         <w:pStyle w:val="Heading2"/>
       </w:pPr>
+      <w:bookmarkStart w:id="13" w:name="_restarting"/>
       <w:r>
         <w:t xml:space="preserve">7.4  Restarting</w:t>
       </w:r>
+      <w:bookmarkEnd w:id="13"/>
     </w:p>
     <w:p>
       <w:pPr>
@@ -8870,25 +8872,25 @@
         <w:spacing w:before="0" w:after="0" w:line="120" w:lineRule="exact"/>
       </w:pPr>
     </w:p>
-    <w:bookmarkEnd w:id="12"/>
-    <w:bookmarkEnd w:id="13"/>
-    <w:bookmarkStart w:id="26" w:name="part-two---one-full-loop"/>
     <w:p>
       <w:pPr>
         <w:pStyle w:val="Heading1"/>
       </w:pPr>
+      <w:bookmarkStart w:id="14" w:name="_0458f0c96cb9e518c32f9f94cab5ffd3d12bcd2"/>
       <w:r>
         <w:t xml:space="preserve">Part Two - One full loop</w:t>
       </w:r>
+      <w:bookmarkEnd w:id="14"/>
     </w:p>
-    <w:bookmarkStart w:id="20" w:name="step-1---lose-and-play-again"/>
     <w:p>
       <w:pPr>
         <w:pStyle w:val="Heading2"/>
       </w:pPr>
+      <w:bookmarkStart w:id="15" w:name="_380e5bb48afd72d322aef849b245965d7ba4b53"/>
       <w:r>
         <w:t xml:space="preserve">Step 1 - Lose, and play again</w:t>
       </w:r>
+      <w:bookmarkEnd w:id="15"/>
     </w:p>
     <w:p>
       <w:pPr>
@@ -8903,6 +8905,163 @@
       </w:r>
       <w:r>
         <w:t xml:space="preserve">  Run the starter.  Play it until you lose.</w:t>
+      </w:r>
+    </w:p>
+    <w:tbl>
+      <w:tblPr>
+        <w:tblW w:w="9360" w:type="dxa"/>
+        <w:tblInd w:w="92" w:type="dxa"/>
+        <w:tblLayout w:type="fixed"/>
+        <w:tblBorders>
+          <w:top w:val="nil"/>
+          <w:left w:val="nil"/>
+          <w:bottom w:val="nil"/>
+          <w:right w:val="nil"/>
+          <w:insideH w:val="nil"/>
+          <w:insideV w:val="nil"/>
+        </w:tblBorders>
+        <w:tblCellMar>
+          <w:top w:w="0" w:type="dxa"/>
+          <w:left w:w="200" w:type="dxa"/>
+          <w:bottom w:w="0" w:type="dxa"/>
+          <w:right w:w="200" w:type="dxa"/>
+        </w:tblCellMar>
+        <w:tblLook w:val="0000" w:firstRow="0" w:lastRow="0" w:firstColumn="0" w:lastColumn="0" w:noHBand="1" w:noVBand="1"/>
+      </w:tblPr>
+      <w:tblGrid>
+        <w:gridCol w:w="9360"/>
+      </w:tblGrid>
+      <w:tr>
+        <w:trPr>
+          <w:cantSplit/>
+        </w:trPr>
+        <w:tc>
+          <w:tcPr>
+            <w:tcW w:w="9360" w:type="dxa"/>
+            <w:tcBorders>
+              <w:top w:val="single" w:sz="4" w:space="0" w:color="C2E6D1"/>
+              <w:left w:val="single" w:sz="36" w:space="0" w:color="1D7A44"/>
+              <w:bottom w:val="single" w:sz="4" w:space="0" w:color="C2E6D1"/>
+              <w:right w:val="single" w:sz="4" w:space="0" w:color="C2E6D1"/>
+            </w:tcBorders>
+            <w:shd w:val="clear" w:color="auto" w:fill="F1FBF5"/>
+            <w:tcMar>
+              <w:top w:w="60" w:type="dxa"/>
+              <w:bottom w:w="60" w:type="dxa"/>
+            </w:tcMar>
+          </w:tcPr>
+          <w:p>
+            <w:pPr>
+              <w:pStyle w:val="FirstParagraph"/>
+            </w:pPr>
+            <w:r>
+              <w:rPr>
+                <w:b/>
+                <w:bCs/>
+              </w:rPr>
+              <w:t xml:space="preserve">Check.</w:t>
+            </w:r>
+            <w:r>
+              <w:t xml:space="preserve"> </w:t>
+            </w:r>
+            <w:r>
+              <w:t xml:space="preserve"> </w:t>
+            </w:r>
+            <w:r>
+              <w:rPr>
+                <w:i/>
+                <w:iCs/>
+              </w:rPr>
+              <w:t xml:space="preserve">GAME OVER</w:t>
+            </w:r>
+            <w:r>
+              <w:t xml:space="preserve">, your score, and</w:t>
+            </w:r>
+            <w:r>
+              <w:t xml:space="preserve"> </w:t>
+            </w:r>
+            <w:r>
+              <w:rPr>
+                <w:i/>
+                <w:iCs/>
+              </w:rPr>
+              <w:t xml:space="preserve">Click to play again</w:t>
+            </w:r>
+            <w:r>
+              <w:t xml:space="preserve">.</w:t>
+            </w:r>
+          </w:p>
+        </w:tc>
+      </w:tr>
+    </w:tbl>
+    <w:p>
+      <w:pPr>
+        <w:spacing w:before="0" w:after="0" w:line="120" w:lineRule="exact"/>
+      </w:pPr>
+    </w:p>
+    <w:p>
+      <w:pPr>
+        <w:pStyle w:val="Screenshot"/>
+      </w:pPr>
+      <w:r>
+        <w:drawing>
+          <wp:inline>
+            <wp:extent cx="3108960" cy="2331720"/>
+            <wp:effectExtent b="0" l="0" r="0" t="0"/>
+            <wp:docPr descr="" title="" id="17" name="Picture"/>
+            <a:graphic>
+              <a:graphicData uri="http://schemas.openxmlformats.org/drawingml/2006/picture">
+                <pic:pic>
+                  <pic:nvPicPr>
+                    <pic:cNvPr descr="lessons/chapters/screenshots/ch07_Lose.png" id="18" name="Picture"/>
+                    <pic:cNvPicPr>
+                      <a:picLocks noChangeArrowheads="1" noChangeAspect="1"/>
+                    </pic:cNvPicPr>
+                  </pic:nvPicPr>
+                  <pic:blipFill>
+                    <a:blip r:embed="rId16"/>
+                    <a:stretch>
+                      <a:fillRect/>
+                    </a:stretch>
+                  </pic:blipFill>
+                  <pic:spPr bwMode="auto">
+                    <a:xfrm>
+                      <a:off x="0" y="0"/>
+                      <a:ext cx="3108960" cy="2331720"/>
+                    </a:xfrm>
+                    <a:prstGeom prst="rect">
+                      <a:avLst/>
+                    </a:prstGeom>
+                    <a:noFill/>
+                    <a:ln w="9525">
+                      <a:solidFill>
+                        <a:srgbClr val="C9D8E8"/>
+                      </a:solidFill>
+                      <a:headEnd/>
+                      <a:tailEnd/>
+                    </a:ln>
+                  </pic:spPr>
+                </pic:pic>
+              </a:graphicData>
+            </a:graphic>
+          </wp:inline>
+        </w:drawing>
+      </w:r>
+    </w:p>
+    <w:p>
+      <w:pPr>
+        <w:pStyle w:val="ScreenshotCaption"/>
+      </w:pPr>
+      <w:r>
+        <w:t xml:space="preserve">Lost.</w:t>
+      </w:r>
+    </w:p>
+    <w:p>
+      <w:pPr>
+        <w:pStyle w:val="KeepWithNext"/>
+      </w:pPr>
+      <w:r>
+        <w:t xml:space="preserve">Now click.</w:t>
       </w:r>
     </w:p>
     <w:tbl>
@@ -8960,33 +9119,25 @@
               <w:t xml:space="preserve">Check.</w:t>
             </w:r>
             <w:r>
-              <w:t xml:space="preserve"> </w:t>
+              <w:t xml:space="preserve">  A fresh game:  the score is</w:t>
             </w:r>
             <w:r>
               <w:t xml:space="preserve"> </w:t>
             </w:r>
             <w:r>
               <w:rPr>
-                <w:i/>
-                <w:iCs/>
+                <w:rStyle w:val="VerbatimChar"/>
               </w:rPr>
-              <w:t xml:space="preserve">GAME OVER</w:t>
-            </w:r>
-            <w:r>
-              <w:t xml:space="preserve">, your score, and</w:t>
+              <w:t xml:space="preserve">0</w:t>
+            </w:r>
+            <w:r>
+              <w:t xml:space="preserve">, your player is back in the middle,</w:t>
             </w:r>
             <w:r>
               <w:t xml:space="preserve"> </w:t>
             </w:r>
             <w:r>
-              <w:rPr>
-                <w:i/>
-                <w:iCs/>
-              </w:rPr>
-              <w:t xml:space="preserve">Click to play again</w:t>
-            </w:r>
-            <w:r>
-              <w:t xml:space="preserve">.</w:t>
+              <w:t xml:space="preserve">and the hazards are back in the top corners.</w:t>
             </w:r>
           </w:p>
         </w:tc>
@@ -9006,18 +9157,18 @@
           <wp:inline>
             <wp:extent cx="3108960" cy="2331720"/>
             <wp:effectExtent b="0" l="0" r="0" t="0"/>
-            <wp:docPr descr="" title="" id="15" name="Picture"/>
+            <wp:docPr descr="" title="" id="20" name="Picture"/>
             <a:graphic>
               <a:graphicData uri="http://schemas.openxmlformats.org/drawingml/2006/picture">
                 <pic:pic>
                   <pic:nvPicPr>
-                    <pic:cNvPr descr="lessons/chapters\screenshots/ch07_Lose.png" id="16" name="Picture"/>
+                    <pic:cNvPr descr="lessons/chapters/screenshots/ch07_Again.png" id="21" name="Picture"/>
                     <pic:cNvPicPr>
                       <a:picLocks noChangeArrowheads="1" noChangeAspect="1"/>
                     </pic:cNvPicPr>
                   </pic:nvPicPr>
                   <pic:blipFill>
-                    <a:blip r:embed="rId14"/>
+                    <a:blip r:embed="rId19"/>
                     <a:stretch>
                       <a:fillRect/>
                     </a:stretch>
@@ -9051,7 +9202,39 @@
         <w:pStyle w:val="ScreenshotCaption"/>
       </w:pPr>
       <w:r>
-        <w:t xml:space="preserve">Lost.</w:t>
+        <w:t xml:space="preserve">Ten frames after the click.</w:t>
+      </w:r>
+    </w:p>
+    <w:p>
+      <w:pPr>
+        <w:pStyle w:val="BodyText"/>
+      </w:pPr>
+      <w:r>
+        <w:t xml:space="preserve">Make sure that works before you change anything.</w:t>
+      </w:r>
+    </w:p>
+    <w:p>
+      <w:pPr>
+        <w:pStyle w:val="Heading2"/>
+      </w:pPr>
+      <w:bookmarkStart w:id="22" w:name="_2daf320cd1f7aff3c5e1a468ec736c09b13c3a7"/>
+      <w:r>
+        <w:t xml:space="preserve">Step 2 - Win it, by cheating</w:t>
+      </w:r>
+      <w:bookmarkEnd w:id="22"/>
+    </w:p>
+    <w:p>
+      <w:pPr>
+        <w:pStyle w:val="FirstParagraph"/>
+      </w:pPr>
+      <w:r>
+        <w:t xml:space="preserve">Winning takes 15 coins, which is a lot of playing just to check one screen. </w:t>
+      </w:r>
+      <w:r>
+        <w:t xml:space="preserve"> </w:t>
+      </w:r>
+      <w:r>
+        <w:t xml:space="preserve">So test it by cheating, the way you did in Chapter 6.</w:t>
       </w:r>
     </w:p>
     <w:p>
@@ -9059,7 +9242,47 @@
         <w:pStyle w:val="KeepWithNext"/>
       </w:pPr>
       <w:r>
-        <w:t xml:space="preserve">Now click.</w:t>
+        <w:rPr>
+          <w:b/>
+          <w:bCs/>
+        </w:rPr>
+        <w:t xml:space="preserve">Build it.</w:t>
+      </w:r>
+      <w:r>
+        <w:t xml:space="preserve">  Change</w:t>
+      </w:r>
+      <w:r>
+        <w:t xml:space="preserve"> </w:t>
+      </w:r>
+      <w:r>
+        <w:rPr>
+          <w:rStyle w:val="VerbatimChar"/>
+        </w:rPr>
+        <w:t xml:space="preserve">int goal = 15;</w:t>
+      </w:r>
+      <w:r>
+        <w:t xml:space="preserve"> </w:t>
+      </w:r>
+      <w:r>
+        <w:t xml:space="preserve">to</w:t>
+      </w:r>
+      <w:r>
+        <w:t xml:space="preserve"> </w:t>
+      </w:r>
+      <w:r>
+        <w:rPr>
+          <w:rStyle w:val="VerbatimChar"/>
+        </w:rPr>
+        <w:t xml:space="preserve">int goal = 1;</w:t>
+      </w:r>
+      <w:r>
+        <w:t xml:space="preserve">, and run.  Touch one</w:t>
+      </w:r>
+      <w:r>
+        <w:t xml:space="preserve"> </w:t>
+      </w:r>
+      <w:r>
+        <w:t xml:space="preserve">coin.</w:t>
       </w:r>
     </w:p>
     <w:tbl>
@@ -9117,25 +9340,17 @@
               <w:t xml:space="preserve">Check.</w:t>
             </w:r>
             <w:r>
-              <w:t xml:space="preserve">  A fresh game:  the score is</w:t>
+              <w:t xml:space="preserve"> </w:t>
             </w:r>
             <w:r>
               <w:t xml:space="preserve"> </w:t>
             </w:r>
             <w:r>
               <w:rPr>
-                <w:rStyle w:val="VerbatimChar"/>
+                <w:i/>
+                <w:iCs/>
               </w:rPr>
-              <w:t xml:space="preserve">0</w:t>
-            </w:r>
-            <w:r>
-              <w:t xml:space="preserve">, your player is back in the middle,</w:t>
-            </w:r>
-            <w:r>
-              <w:t xml:space="preserve"> </w:t>
-            </w:r>
-            <w:r>
-              <w:t xml:space="preserve">and the hazards are back in the top corners.</w:t>
+              <w:t xml:space="preserve">YOU WIN!</w:t>
             </w:r>
           </w:p>
         </w:tc>
@@ -9155,231 +9370,18 @@
           <wp:inline>
             <wp:extent cx="3108960" cy="2331720"/>
             <wp:effectExtent b="0" l="0" r="0" t="0"/>
-            <wp:docPr descr="" title="" id="18" name="Picture"/>
+            <wp:docPr descr="" title="" id="24" name="Picture"/>
             <a:graphic>
               <a:graphicData uri="http://schemas.openxmlformats.org/drawingml/2006/picture">
                 <pic:pic>
                   <pic:nvPicPr>
-                    <pic:cNvPr descr="lessons/chapters\screenshots/ch07_Again.png" id="19" name="Picture"/>
+                    <pic:cNvPr descr="lessons/chapters/screenshots/ch07_Win.png" id="25" name="Picture"/>
                     <pic:cNvPicPr>
                       <a:picLocks noChangeArrowheads="1" noChangeAspect="1"/>
                     </pic:cNvPicPr>
                   </pic:nvPicPr>
                   <pic:blipFill>
-                    <a:blip r:embed="rId17"/>
-                    <a:stretch>
-                      <a:fillRect/>
-                    </a:stretch>
-                  </pic:blipFill>
-                  <pic:spPr bwMode="auto">
-                    <a:xfrm>
-                      <a:off x="0" y="0"/>
-                      <a:ext cx="3108960" cy="2331720"/>
-                    </a:xfrm>
-                    <a:prstGeom prst="rect">
-                      <a:avLst/>
-                    </a:prstGeom>
-                    <a:noFill/>
-                    <a:ln w="9525">
-                      <a:solidFill>
-                        <a:srgbClr val="C9D8E8"/>
-                      </a:solidFill>
-                      <a:headEnd/>
-                      <a:tailEnd/>
-                    </a:ln>
-                  </pic:spPr>
-                </pic:pic>
-              </a:graphicData>
-            </a:graphic>
-          </wp:inline>
-        </w:drawing>
-      </w:r>
-    </w:p>
-    <w:p>
-      <w:pPr>
-        <w:pStyle w:val="ScreenshotCaption"/>
-      </w:pPr>
-      <w:r>
-        <w:t xml:space="preserve">Ten frames after the click.</w:t>
-      </w:r>
-    </w:p>
-    <w:p>
-      <w:pPr>
-        <w:pStyle w:val="BodyText"/>
-      </w:pPr>
-      <w:r>
-        <w:t xml:space="preserve">Make sure that works before you change anything.</w:t>
-      </w:r>
-    </w:p>
-    <w:bookmarkEnd w:id="20"/>
-    <w:bookmarkStart w:id="24" w:name="step-2---win-it-by-cheating"/>
-    <w:p>
-      <w:pPr>
-        <w:pStyle w:val="Heading2"/>
-      </w:pPr>
-      <w:r>
-        <w:t xml:space="preserve">Step 2 - Win it, by cheating</w:t>
-      </w:r>
-    </w:p>
-    <w:p>
-      <w:pPr>
-        <w:pStyle w:val="FirstParagraph"/>
-      </w:pPr>
-      <w:r>
-        <w:t xml:space="preserve">Winning takes 15 coins, which is a lot of playing just to check one screen. </w:t>
-      </w:r>
-      <w:r>
-        <w:t xml:space="preserve"> </w:t>
-      </w:r>
-      <w:r>
-        <w:t xml:space="preserve">So test it by cheating, the way you did in Chapter 6.</w:t>
-      </w:r>
-    </w:p>
-    <w:p>
-      <w:pPr>
-        <w:pStyle w:val="KeepWithNext"/>
-      </w:pPr>
-      <w:r>
-        <w:rPr>
-          <w:b/>
-          <w:bCs/>
-        </w:rPr>
-        <w:t xml:space="preserve">Build it.</w:t>
-      </w:r>
-      <w:r>
-        <w:t xml:space="preserve">  Change</w:t>
-      </w:r>
-      <w:r>
-        <w:t xml:space="preserve"> </w:t>
-      </w:r>
-      <w:r>
-        <w:rPr>
-          <w:rStyle w:val="VerbatimChar"/>
-        </w:rPr>
-        <w:t xml:space="preserve">int goal = 15;</w:t>
-      </w:r>
-      <w:r>
-        <w:t xml:space="preserve"> </w:t>
-      </w:r>
-      <w:r>
-        <w:t xml:space="preserve">to</w:t>
-      </w:r>
-      <w:r>
-        <w:t xml:space="preserve"> </w:t>
-      </w:r>
-      <w:r>
-        <w:rPr>
-          <w:rStyle w:val="VerbatimChar"/>
-        </w:rPr>
-        <w:t xml:space="preserve">int goal = 1;</w:t>
-      </w:r>
-      <w:r>
-        <w:t xml:space="preserve">, and run.  Touch one</w:t>
-      </w:r>
-      <w:r>
-        <w:t xml:space="preserve"> </w:t>
-      </w:r>
-      <w:r>
-        <w:t xml:space="preserve">coin.</w:t>
-      </w:r>
-    </w:p>
-    <w:tbl>
-      <w:tblPr>
-        <w:tblW w:w="9360" w:type="dxa"/>
-        <w:tblInd w:w="92" w:type="dxa"/>
-        <w:tblLayout w:type="fixed"/>
-        <w:tblBorders>
-          <w:top w:val="nil"/>
-          <w:left w:val="nil"/>
-          <w:bottom w:val="nil"/>
-          <w:right w:val="nil"/>
-          <w:insideH w:val="nil"/>
-          <w:insideV w:val="nil"/>
-        </w:tblBorders>
-        <w:tblCellMar>
-          <w:top w:w="0" w:type="dxa"/>
-          <w:left w:w="200" w:type="dxa"/>
-          <w:bottom w:w="0" w:type="dxa"/>
-          <w:right w:w="200" w:type="dxa"/>
-        </w:tblCellMar>
-        <w:tblLook w:val="0000" w:firstRow="0" w:lastRow="0" w:firstColumn="0" w:lastColumn="0" w:noHBand="1" w:noVBand="1"/>
-      </w:tblPr>
-      <w:tblGrid>
-        <w:gridCol w:w="9360"/>
-      </w:tblGrid>
-      <w:tr>
-        <w:trPr>
-          <w:cantSplit/>
-        </w:trPr>
-        <w:tc>
-          <w:tcPr>
-            <w:tcW w:w="9360" w:type="dxa"/>
-            <w:tcBorders>
-              <w:top w:val="single" w:sz="4" w:space="0" w:color="C2E6D1"/>
-              <w:left w:val="single" w:sz="36" w:space="0" w:color="1D7A44"/>
-              <w:bottom w:val="single" w:sz="4" w:space="0" w:color="C2E6D1"/>
-              <w:right w:val="single" w:sz="4" w:space="0" w:color="C2E6D1"/>
-            </w:tcBorders>
-            <w:shd w:val="clear" w:color="auto" w:fill="F1FBF5"/>
-            <w:tcMar>
-              <w:top w:w="60" w:type="dxa"/>
-              <w:bottom w:w="60" w:type="dxa"/>
-            </w:tcMar>
-          </w:tcPr>
-          <w:p>
-            <w:pPr>
-              <w:pStyle w:val="BodyText"/>
-            </w:pPr>
-            <w:r>
-              <w:rPr>
-                <w:b/>
-                <w:bCs/>
-              </w:rPr>
-              <w:t xml:space="preserve">Check.</w:t>
-            </w:r>
-            <w:r>
-              <w:t xml:space="preserve"> </w:t>
-            </w:r>
-            <w:r>
-              <w:t xml:space="preserve"> </w:t>
-            </w:r>
-            <w:r>
-              <w:rPr>
-                <w:i/>
-                <w:iCs/>
-              </w:rPr>
-              <w:t xml:space="preserve">YOU WIN!</w:t>
-            </w:r>
-          </w:p>
-        </w:tc>
-      </w:tr>
-    </w:tbl>
-    <w:p>
-      <w:pPr>
-        <w:spacing w:before="0" w:after="0" w:line="120" w:lineRule="exact"/>
-      </w:pPr>
-    </w:p>
-    <w:p>
-      <w:pPr>
-        <w:pStyle w:val="Screenshot"/>
-      </w:pPr>
-      <w:r>
-        <w:drawing>
-          <wp:inline>
-            <wp:extent cx="3108960" cy="2331720"/>
-            <wp:effectExtent b="0" l="0" r="0" t="0"/>
-            <wp:docPr descr="" title="" id="22" name="Picture"/>
-            <a:graphic>
-              <a:graphicData uri="http://schemas.openxmlformats.org/drawingml/2006/picture">
-                <pic:pic>
-                  <pic:nvPicPr>
-                    <pic:cNvPr descr="lessons/chapters\screenshots/ch07_Win.png" id="23" name="Picture"/>
-                    <pic:cNvPicPr>
-                      <a:picLocks noChangeArrowheads="1" noChangeAspect="1"/>
-                    </pic:cNvPicPr>
-                  </pic:nvPicPr>
-                  <pic:blipFill>
-                    <a:blip r:embed="rId21"/>
+                    <a:blip r:embed="rId23"/>
                     <a:stretch>
                       <a:fillRect/>
                     </a:stretch>
@@ -9563,15 +9565,15 @@
         <w:spacing w:before="0" w:after="0" w:line="120" w:lineRule="exact"/>
       </w:pPr>
     </w:p>
-    <w:bookmarkEnd w:id="24"/>
-    <w:bookmarkStart w:id="25" w:name="step-3---one-full-loop-in-your-world"/>
     <w:p>
       <w:pPr>
         <w:pStyle w:val="Heading2"/>
       </w:pPr>
+      <w:bookmarkStart w:id="26" w:name="_9fb941f1f585b46045bea975eb19000dda9bc88"/>
       <w:r>
         <w:t xml:space="preserve">Step 3 - One full loop, in your world</w:t>
       </w:r>
+      <w:bookmarkEnd w:id="26"/>
     </w:p>
     <w:p>
       <w:pPr>
@@ -9633,11 +9635,9 @@
         <w:t xml:space="preserve">loop that plays.</w:t>
       </w:r>
     </w:p>
-    <w:bookmarkEnd w:id="25"/>
-    <w:bookmarkEnd w:id="26"/>
     <w:sectPr>
-      <w:pgSz w:h="15840" w:w="12240"/>
-      <w:pgMar w:bottom="1440" w:footer="720" w:gutter="0" w:header="720" w:left="1440" w:right="1440" w:top="1440"/>
+      <w:pgSz w:w="12240" w:h="15840"/>
+      <w:pgMar w:top="1440" w:right="1440" w:bottom="1440" w:left="1440" w:header="720" w:footer="720" w:gutter="0"/>
       <w:footnotePr>
         <w:numRestart w:val="eachSect"/>
       </w:footnotePr>
@@ -9758,10 +9758,10 @@
   <w:docDefaults>
     <w:rPrDefault>
       <w:rPr>
-        <w:rFonts w:ascii="Calibri" w:cs="Calibri" w:eastAsia="Calibri" w:hAnsi="Calibri"/>
+        <w:rFonts w:ascii="Calibri" w:hAnsi="Calibri" w:eastAsia="Calibri" w:cs="Calibri"/>
         <w:sz w:val="22"/>
         <w:szCs w:val="22"/>
-        <w:lang w:bidi="ar-SA" w:eastAsia="zh-CN" w:val="en-US"/>
+        <w:lang w:val="en-US" w:eastAsia="zh-CN" w:bidi="ar-SA"/>
       </w:rPr>
     </w:rPrDefault>
     <w:pPrDefault>
@@ -9770,61 +9770,61 @@
       </w:pPr>
     </w:pPrDefault>
   </w:docDefaults>
-  <w:latentStyles w:count="276" w:defLockedState="0" w:defQFormat="0" w:defSemiHidden="0" w:defUIPriority="0" w:defUnhideWhenUsed="0"/>
-  <w:style w:default="1" w:styleId="Normal" w:type="paragraph">
+  <w:latentStyles w:defLockedState="0" w:defUIPriority="0" w:defSemiHidden="0" w:defUnhideWhenUsed="0" w:defQFormat="0" w:count="276"/>
+  <w:style w:type="paragraph" w:default="1" w:styleId="Normal">
     <w:name w:val="Normal"/>
     <w:qFormat/>
   </w:style>
-  <w:style w:styleId="BodyText" w:type="paragraph">
+  <w:style w:type="paragraph" w:styleId="BodyText">
     <w:name w:val="Body Text"/>
     <w:basedOn w:val="Normal"/>
     <w:link w:val="BodyTextChar"/>
     <w:qFormat/>
     <w:pPr>
-      <w:spacing w:after="180" w:before="180"/>
+      <w:spacing w:before="180" w:after="180"/>
     </w:pPr>
   </w:style>
-  <w:style w:customStyle="1" w:styleId="FirstParagraph" w:type="paragraph">
+  <w:style w:type="paragraph" w:customStyle="1" w:styleId="FirstParagraph">
     <w:name w:val="First Paragraph"/>
     <w:basedOn w:val="BodyText"/>
     <w:next w:val="BodyText"/>
     <w:qFormat/>
   </w:style>
-  <w:style w:customStyle="1" w:styleId="Compact" w:type="paragraph">
+  <w:style w:type="paragraph" w:customStyle="1" w:styleId="Compact">
     <w:name w:val="Compact"/>
     <w:basedOn w:val="BodyText"/>
     <w:qFormat/>
     <w:pPr>
-      <w:spacing w:after="36" w:before="36"/>
+      <w:spacing w:before="36" w:after="36"/>
     </w:pPr>
   </w:style>
-  <w:style w:customStyle="1" w:styleId="TitleChar" w:type="character">
+  <w:style w:type="character" w:customStyle="1" w:styleId="TitleChar">
     <w:name w:val="Title Char"/>
     <w:basedOn w:val="DefaultParagraphFont"/>
     <w:link w:val="Title"/>
     <w:uiPriority w:val="10"/>
     <w:rsid w:val="00A10FD9"/>
     <w:rPr>
-      <w:rFonts w:ascii="Calibri" w:cs="Calibri" w:eastAsia="Calibri" w:hAnsi="Calibri"/>
+      <w:rFonts w:ascii="Calibri" w:hAnsi="Calibri" w:eastAsia="Calibri" w:cs="Calibri"/>
       <w:sz w:val="56"/>
       <w:szCs w:val="56"/>
     </w:rPr>
   </w:style>
-  <w:style w:customStyle="1" w:styleId="SubtitleChar" w:type="character">
+  <w:style w:type="character" w:customStyle="1" w:styleId="SubtitleChar">
     <w:name w:val="Subtitle Char"/>
     <w:basedOn w:val="DefaultParagraphFont"/>
     <w:link w:val="Subtitle"/>
     <w:uiPriority w:val="11"/>
     <w:rsid w:val="00A10FD9"/>
     <w:rPr>
-      <w:rFonts w:ascii="Calibri" w:cs="Calibri" w:eastAsia="Calibri" w:hAnsi="Calibri"/>
-      <w:color w:themeColor="text1" w:themeTint="A6" w:val="595959"/>
+      <w:rFonts w:ascii="Calibri" w:hAnsi="Calibri" w:eastAsia="Calibri" w:cs="Calibri"/>
+      <w:color w:val="595959" w:themeColor="text1" w:themeTint="A6"/>
       <w:spacing w:val="15"/>
       <w:sz w:val="28"/>
       <w:szCs w:val="28"/>
     </w:rPr>
   </w:style>
-  <w:style w:customStyle="1" w:styleId="Author" w:type="paragraph">
+  <w:style w:type="paragraph" w:customStyle="1" w:styleId="Author">
     <w:name w:val="Author"/>
     <w:basedOn w:val="Title"/>
     <w:next w:val="BodyText"/>
@@ -9838,7 +9838,7 @@
       <w:szCs w:val="24"/>
     </w:rPr>
   </w:style>
-  <w:style w:customStyle="1" w:styleId="AbstractTitle" w:type="paragraph">
+  <w:style w:type="paragraph" w:customStyle="1" w:styleId="AbstractTitle">
     <w:name w:val="Abstract Title"/>
     <w:basedOn w:val="Normal"/>
     <w:next w:val="Abstract"/>
@@ -9846,7 +9846,7 @@
     <w:pPr>
       <w:keepNext/>
       <w:keepLines/>
-      <w:spacing w:after="0" w:before="300"/>
+      <w:spacing w:before="300" w:after="0"/>
       <w:jc w:val="center"/>
     </w:pPr>
     <w:rPr>
@@ -9855,7 +9855,7 @@
       <w:szCs w:val="20"/>
     </w:rPr>
   </w:style>
-  <w:style w:customStyle="1" w:styleId="Abstract" w:type="paragraph">
+  <w:style w:type="paragraph" w:customStyle="1" w:styleId="Abstract">
     <w:name w:val="Abstract"/>
     <w:basedOn w:val="Normal"/>
     <w:next w:val="BodyText"/>
@@ -9863,14 +9863,14 @@
     <w:pPr>
       <w:keepNext/>
       <w:keepLines/>
-      <w:spacing w:after="300" w:before="100"/>
+      <w:spacing w:before="100" w:after="300"/>
     </w:pPr>
     <w:rPr>
       <w:sz w:val="20"/>
       <w:szCs w:val="20"/>
     </w:rPr>
   </w:style>
-  <w:style w:styleId="Bibliography" w:type="paragraph">
+  <w:style w:type="paragraph" w:styleId="Bibliography">
     <w:name w:val="Bibliography"/>
     <w:basedOn w:val="Normal"/>
     <w:next w:val="Bibliography"/>
@@ -9878,7 +9878,7 @@
     <w:pPr/>
     <w:rPr/>
   </w:style>
-  <w:style w:styleId="Heading1" w:type="paragraph">
+  <w:style w:type="paragraph" w:styleId="Heading1">
     <w:name w:val="heading 1"/>
     <w:basedOn w:val="Normal"/>
     <w:next w:val="BodyText"/>
@@ -9890,17 +9890,17 @@
       <w:pageBreakBefore/>
       <w:keepNext/>
       <w:keepLines/>
-      <w:spacing w:after="80" w:before="360"/>
+      <w:spacing w:before="360" w:after="80"/>
       <w:outlineLvl w:val="0"/>
     </w:pPr>
     <w:rPr>
-      <w:rFonts w:ascii="Calibri" w:cs="Calibri" w:eastAsia="Calibri" w:hAnsi="Calibri"/>
+      <w:rFonts w:ascii="Calibri" w:hAnsi="Calibri" w:eastAsia="Calibri" w:cs="Calibri"/>
       <w:color w:val="1F4E79"/>
       <w:sz w:val="40"/>
       <w:szCs w:val="40"/>
     </w:rPr>
   </w:style>
-  <w:style w:styleId="Heading2" w:type="paragraph">
+  <w:style w:type="paragraph" w:styleId="Heading2">
     <w:name w:val="heading 2"/>
     <w:basedOn w:val="Normal"/>
     <w:next w:val="BodyText"/>
@@ -9913,17 +9913,17 @@
     <w:pPr>
       <w:keepNext/>
       <w:keepLines/>
-      <w:spacing w:after="80" w:before="160"/>
+      <w:spacing w:before="160" w:after="80"/>
       <w:outlineLvl w:val="1"/>
     </w:pPr>
     <w:rPr>
-      <w:rFonts w:ascii="Calibri" w:cs="Calibri" w:eastAsia="Calibri" w:hAnsi="Calibri"/>
+      <w:rFonts w:ascii="Calibri" w:hAnsi="Calibri" w:eastAsia="Calibri" w:cs="Calibri"/>
       <w:color w:val="1F4E79"/>
       <w:sz w:val="32"/>
       <w:szCs w:val="32"/>
     </w:rPr>
   </w:style>
-  <w:style w:styleId="Heading3" w:type="paragraph">
+  <w:style w:type="paragraph" w:styleId="Heading3">
     <w:name w:val="heading 3"/>
     <w:basedOn w:val="Normal"/>
     <w:next w:val="BodyText"/>
@@ -9936,17 +9936,17 @@
     <w:pPr>
       <w:keepNext/>
       <w:keepLines/>
-      <w:spacing w:after="80" w:before="160"/>
+      <w:spacing w:before="160" w:after="80"/>
       <w:outlineLvl w:val="2"/>
     </w:pPr>
     <w:rPr>
-      <w:rFonts w:ascii="Calibri" w:cs="Calibri" w:eastAsia="Calibri" w:hAnsi="Calibri"/>
+      <w:rFonts w:ascii="Calibri" w:hAnsi="Calibri" w:eastAsia="Calibri" w:cs="Calibri"/>
       <w:color w:val="1F4E79"/>
       <w:sz w:val="28"/>
       <w:szCs w:val="28"/>
     </w:rPr>
   </w:style>
-  <w:style w:styleId="Heading4" w:type="paragraph">
+  <w:style w:type="paragraph" w:styleId="Heading4">
     <w:name w:val="heading 4"/>
     <w:basedOn w:val="Normal"/>
     <w:next w:val="BodyText"/>
@@ -9959,17 +9959,17 @@
     <w:pPr>
       <w:keepNext/>
       <w:keepLines/>
-      <w:spacing w:after="40" w:before="80"/>
+      <w:spacing w:before="80" w:after="40"/>
       <w:outlineLvl w:val="3"/>
     </w:pPr>
     <w:rPr>
-      <w:rFonts w:ascii="Calibri" w:cs="Calibri" w:eastAsia="Calibri" w:hAnsi="Calibri"/>
+      <w:rFonts w:ascii="Calibri" w:hAnsi="Calibri" w:eastAsia="Calibri" w:cs="Calibri"/>
       <w:i/>
       <w:iCs/>
       <w:color w:val="1F4E79"/>
     </w:rPr>
   </w:style>
-  <w:style w:styleId="Heading5" w:type="paragraph">
+  <w:style w:type="paragraph" w:styleId="Heading5">
     <w:name w:val="heading 5"/>
     <w:basedOn w:val="Normal"/>
     <w:next w:val="BodyText"/>
@@ -9982,15 +9982,15 @@
     <w:pPr>
       <w:keepNext/>
       <w:keepLines/>
-      <w:spacing w:after="40" w:before="80"/>
+      <w:spacing w:before="80" w:after="40"/>
       <w:outlineLvl w:val="4"/>
     </w:pPr>
     <w:rPr>
-      <w:rFonts w:ascii="Calibri" w:cs="Calibri" w:eastAsia="Calibri" w:hAnsi="Calibri"/>
+      <w:rFonts w:ascii="Calibri" w:hAnsi="Calibri" w:eastAsia="Calibri" w:cs="Calibri"/>
       <w:color w:val="1F4E79"/>
     </w:rPr>
   </w:style>
-  <w:style w:styleId="Heading6" w:type="paragraph">
+  <w:style w:type="paragraph" w:styleId="Heading6">
     <w:name w:val="heading 6"/>
     <w:basedOn w:val="Normal"/>
     <w:next w:val="BodyText"/>
@@ -10003,17 +10003,17 @@
     <w:pPr>
       <w:keepNext/>
       <w:keepLines/>
-      <w:spacing w:after="0" w:before="40"/>
+      <w:spacing w:before="40" w:after="0"/>
       <w:outlineLvl w:val="5"/>
     </w:pPr>
     <w:rPr>
-      <w:rFonts w:ascii="Calibri" w:cs="Calibri" w:eastAsia="Calibri" w:hAnsi="Calibri"/>
+      <w:rFonts w:ascii="Calibri" w:hAnsi="Calibri" w:eastAsia="Calibri" w:cs="Calibri"/>
       <w:i/>
       <w:iCs/>
-      <w:color w:themeColor="text1" w:themeTint="A6" w:val="595959"/>
+      <w:color w:val="595959" w:themeColor="text1" w:themeTint="A6"/>
     </w:rPr>
   </w:style>
-  <w:style w:styleId="Heading7" w:type="paragraph">
+  <w:style w:type="paragraph" w:styleId="Heading7">
     <w:name w:val="heading 7"/>
     <w:basedOn w:val="Normal"/>
     <w:next w:val="BodyText"/>
@@ -10026,15 +10026,15 @@
     <w:pPr>
       <w:keepNext/>
       <w:keepLines/>
-      <w:spacing w:after="0" w:before="40"/>
+      <w:spacing w:before="40" w:after="0"/>
       <w:outlineLvl w:val="6"/>
     </w:pPr>
     <w:rPr>
-      <w:rFonts w:ascii="Calibri" w:cs="Calibri" w:eastAsia="Calibri" w:hAnsi="Calibri"/>
-      <w:color w:themeColor="text1" w:themeTint="A6" w:val="595959"/>
+      <w:rFonts w:ascii="Calibri" w:hAnsi="Calibri" w:eastAsia="Calibri" w:cs="Calibri"/>
+      <w:color w:val="595959" w:themeColor="text1" w:themeTint="A6"/>
     </w:rPr>
   </w:style>
-  <w:style w:styleId="Heading8" w:type="paragraph">
+  <w:style w:type="paragraph" w:styleId="Heading8">
     <w:name w:val="heading 8"/>
     <w:basedOn w:val="Normal"/>
     <w:next w:val="BodyText"/>
@@ -10051,13 +10051,13 @@
       <w:outlineLvl w:val="7"/>
     </w:pPr>
     <w:rPr>
-      <w:rFonts w:ascii="Calibri" w:cs="Calibri" w:eastAsia="Calibri" w:hAnsi="Calibri"/>
+      <w:rFonts w:ascii="Calibri" w:hAnsi="Calibri" w:eastAsia="Calibri" w:cs="Calibri"/>
       <w:i/>
       <w:iCs/>
-      <w:color w:themeColor="text1" w:themeTint="D8" w:val="272727"/>
+      <w:color w:val="272727" w:themeColor="text1" w:themeTint="D8"/>
     </w:rPr>
   </w:style>
-  <w:style w:styleId="Heading9" w:type="paragraph">
+  <w:style w:type="paragraph" w:styleId="Heading9">
     <w:name w:val="heading 9"/>
     <w:basedOn w:val="Normal"/>
     <w:next w:val="BodyText"/>
@@ -10074,24 +10074,24 @@
       <w:outlineLvl w:val="8"/>
     </w:pPr>
     <w:rPr>
-      <w:rFonts w:ascii="Calibri" w:cs="Calibri" w:eastAsia="Calibri" w:hAnsi="Calibri"/>
-      <w:color w:themeColor="text1" w:themeTint="D8" w:val="272727"/>
+      <w:rFonts w:ascii="Calibri" w:hAnsi="Calibri" w:eastAsia="Calibri" w:cs="Calibri"/>
+      <w:color w:val="272727" w:themeColor="text1" w:themeTint="D8"/>
     </w:rPr>
   </w:style>
-  <w:style w:customStyle="1" w:styleId="Heading1Char" w:type="character">
+  <w:style w:type="character" w:customStyle="1" w:styleId="Heading1Char">
     <w:name w:val="Heading 1 Char"/>
     <w:basedOn w:val="DefaultParagraphFont"/>
     <w:link w:val="Heading1"/>
     <w:uiPriority w:val="9"/>
     <w:rsid w:val="00A10FD9"/>
     <w:rPr>
-      <w:rFonts w:ascii="Calibri" w:cs="Calibri" w:eastAsia="Calibri" w:hAnsi="Calibri"/>
+      <w:rFonts w:ascii="Calibri" w:hAnsi="Calibri" w:eastAsia="Calibri" w:cs="Calibri"/>
       <w:color w:val="1F4E79"/>
       <w:sz w:val="40"/>
       <w:szCs w:val="40"/>
     </w:rPr>
   </w:style>
-  <w:style w:customStyle="1" w:styleId="Heading2Char" w:type="character">
+  <w:style w:type="character" w:customStyle="1" w:styleId="Heading2Char">
     <w:name w:val="Heading 2 Char"/>
     <w:basedOn w:val="DefaultParagraphFont"/>
     <w:link w:val="Heading2"/>
@@ -10099,13 +10099,13 @@
     <w:semiHidden/>
     <w:rsid w:val="00A10FD9"/>
     <w:rPr>
-      <w:rFonts w:ascii="Calibri" w:cs="Calibri" w:eastAsia="Calibri" w:hAnsi="Calibri"/>
+      <w:rFonts w:ascii="Calibri" w:hAnsi="Calibri" w:eastAsia="Calibri" w:cs="Calibri"/>
       <w:color w:val="1F4E79"/>
       <w:sz w:val="32"/>
       <w:szCs w:val="32"/>
     </w:rPr>
   </w:style>
-  <w:style w:customStyle="1" w:styleId="Heading3Char" w:type="character">
+  <w:style w:type="character" w:customStyle="1" w:styleId="Heading3Char">
     <w:name w:val="Heading 3 Char"/>
     <w:basedOn w:val="DefaultParagraphFont"/>
     <w:link w:val="Heading3"/>
@@ -10113,13 +10113,13 @@
     <w:semiHidden/>
     <w:rsid w:val="00A10FD9"/>
     <w:rPr>
-      <w:rFonts w:ascii="Calibri" w:cs="Calibri" w:eastAsia="Calibri" w:hAnsi="Calibri"/>
+      <w:rFonts w:ascii="Calibri" w:hAnsi="Calibri" w:eastAsia="Calibri" w:cs="Calibri"/>
       <w:color w:val="1F4E79"/>
       <w:sz w:val="28"/>
       <w:szCs w:val="28"/>
     </w:rPr>
   </w:style>
-  <w:style w:customStyle="1" w:styleId="Heading4Char" w:type="character">
+  <w:style w:type="character" w:customStyle="1" w:styleId="Heading4Char">
     <w:name w:val="Heading 4 Char"/>
     <w:basedOn w:val="DefaultParagraphFont"/>
     <w:link w:val="Heading4"/>
@@ -10127,13 +10127,13 @@
     <w:semiHidden/>
     <w:rsid w:val="00A10FD9"/>
     <w:rPr>
-      <w:rFonts w:ascii="Calibri" w:cs="Calibri" w:eastAsia="Calibri" w:hAnsi="Calibri"/>
+      <w:rFonts w:ascii="Calibri" w:hAnsi="Calibri" w:eastAsia="Calibri" w:cs="Calibri"/>
       <w:i/>
       <w:iCs/>
       <w:color w:val="1F4E79"/>
     </w:rPr>
   </w:style>
-  <w:style w:customStyle="1" w:styleId="Heading5Char" w:type="character">
+  <w:style w:type="character" w:customStyle="1" w:styleId="Heading5Char">
     <w:name w:val="Heading 5 Char"/>
     <w:basedOn w:val="DefaultParagraphFont"/>
     <w:link w:val="Heading5"/>
@@ -10141,11 +10141,11 @@
     <w:semiHidden/>
     <w:rsid w:val="00A10FD9"/>
     <w:rPr>
-      <w:rFonts w:ascii="Calibri" w:cs="Calibri" w:eastAsia="Calibri" w:hAnsi="Calibri"/>
+      <w:rFonts w:ascii="Calibri" w:hAnsi="Calibri" w:eastAsia="Calibri" w:cs="Calibri"/>
       <w:color w:val="1F4E79"/>
     </w:rPr>
   </w:style>
-  <w:style w:customStyle="1" w:styleId="Heading6Char" w:type="character">
+  <w:style w:type="character" w:customStyle="1" w:styleId="Heading6Char">
     <w:name w:val="Heading 6 Char"/>
     <w:basedOn w:val="DefaultParagraphFont"/>
     <w:link w:val="Heading6"/>
@@ -10153,13 +10153,13 @@
     <w:semiHidden/>
     <w:rsid w:val="00A10FD9"/>
     <w:rPr>
-      <w:rFonts w:ascii="Calibri" w:cs="Calibri" w:eastAsia="Calibri" w:hAnsi="Calibri"/>
+      <w:rFonts w:ascii="Calibri" w:hAnsi="Calibri" w:eastAsia="Calibri" w:cs="Calibri"/>
       <w:i/>
       <w:iCs/>
-      <w:color w:themeColor="text1" w:themeTint="A6" w:val="595959"/>
+      <w:color w:val="595959" w:themeColor="text1" w:themeTint="A6"/>
     </w:rPr>
   </w:style>
-  <w:style w:customStyle="1" w:styleId="Heading7Char" w:type="character">
+  <w:style w:type="character" w:customStyle="1" w:styleId="Heading7Char">
     <w:name w:val="Heading 7 Char"/>
     <w:basedOn w:val="DefaultParagraphFont"/>
     <w:link w:val="Heading7"/>
@@ -10167,11 +10167,11 @@
     <w:semiHidden/>
     <w:rsid w:val="00A10FD9"/>
     <w:rPr>
-      <w:rFonts w:ascii="Calibri" w:cs="Calibri" w:eastAsia="Calibri" w:hAnsi="Calibri"/>
-      <w:color w:themeColor="text1" w:themeTint="A6" w:val="595959"/>
+      <w:rFonts w:ascii="Calibri" w:hAnsi="Calibri" w:eastAsia="Calibri" w:cs="Calibri"/>
+      <w:color w:val="595959" w:themeColor="text1" w:themeTint="A6"/>
     </w:rPr>
   </w:style>
-  <w:style w:customStyle="1" w:styleId="Heading8Char" w:type="character">
+  <w:style w:type="character" w:customStyle="1" w:styleId="Heading8Char">
     <w:name w:val="Heading 8 Char"/>
     <w:basedOn w:val="DefaultParagraphFont"/>
     <w:link w:val="Heading8"/>
@@ -10179,13 +10179,13 @@
     <w:semiHidden/>
     <w:rsid w:val="00A10FD9"/>
     <w:rPr>
-      <w:rFonts w:ascii="Calibri" w:cs="Calibri" w:eastAsia="Calibri" w:hAnsi="Calibri"/>
+      <w:rFonts w:ascii="Calibri" w:hAnsi="Calibri" w:eastAsia="Calibri" w:cs="Calibri"/>
       <w:i/>
       <w:iCs/>
-      <w:color w:themeColor="text1" w:themeTint="D8" w:val="272727"/>
+      <w:color w:val="272727" w:themeColor="text1" w:themeTint="D8"/>
     </w:rPr>
   </w:style>
-  <w:style w:customStyle="1" w:styleId="Heading9Char" w:type="character">
+  <w:style w:type="character" w:customStyle="1" w:styleId="Heading9Char">
     <w:name w:val="Heading 9 Char"/>
     <w:basedOn w:val="DefaultParagraphFont"/>
     <w:link w:val="Heading9"/>
@@ -10193,11 +10193,11 @@
     <w:semiHidden/>
     <w:rsid w:val="00A10FD9"/>
     <w:rPr>
-      <w:rFonts w:ascii="Calibri" w:cs="Calibri" w:eastAsia="Calibri" w:hAnsi="Calibri"/>
-      <w:color w:themeColor="text1" w:themeTint="D8" w:val="272727"/>
+      <w:rFonts w:ascii="Calibri" w:hAnsi="Calibri" w:eastAsia="Calibri" w:cs="Calibri"/>
+      <w:color w:val="272727" w:themeColor="text1" w:themeTint="D8"/>
     </w:rPr>
   </w:style>
-  <w:style w:styleId="BlockText" w:type="paragraph">
+  <w:style w:type="paragraph" w:styleId="BlockText">
     <w:name w:val="Block Text"/>
     <w:basedOn w:val="BodyText"/>
     <w:next w:val="BodyText"/>
@@ -10205,11 +10205,11 @@
     <w:unhideWhenUsed/>
     <w:qFormat/>
     <w:pPr>
-      <w:spacing w:after="100" w:before="100"/>
+      <w:spacing w:before="100" w:after="100"/>
       <w:ind w:firstLine="0" w:left="480" w:right="480"/>
     </w:pPr>
   </w:style>
-  <w:style w:styleId="FootnoteText" w:type="paragraph">
+  <w:style w:type="paragraph" w:styleId="FootnoteText">
     <w:name w:val="Footnote Text"/>
     <w:basedOn w:val="Normal"/>
     <w:next w:val="FootnoteText"/>
@@ -10217,7 +10217,7 @@
     <w:unhideWhenUsed/>
     <w:qFormat/>
   </w:style>
-  <w:style w:styleId="FootnoteBlockText" w:type="paragraph">
+  <w:style w:type="paragraph" w:styleId="FootnoteBlockText">
     <w:name w:val="Footnote Block Text"/>
     <w:basedOn w:val="FootnoteText"/>
     <w:next w:val="FootnoteText"/>
@@ -10225,16 +10225,16 @@
     <w:unhideWhenUsed/>
     <w:qFormat/>
     <w:pPr>
-      <w:spacing w:after="100" w:before="100"/>
+      <w:spacing w:before="100" w:after="100"/>
       <w:ind w:firstLine="0" w:left="480" w:right="480"/>
     </w:pPr>
   </w:style>
-  <w:style w:default="1" w:styleId="DefaultParagraphFont" w:type="character">
+  <w:style w:type="character" w:default="1" w:styleId="DefaultParagraphFont">
     <w:name w:val="Default Paragraph Font"/>
     <w:semiHidden/>
     <w:unhideWhenUsed/>
   </w:style>
-  <w:style w:customStyle="1" w:styleId="DefinitionTerm" w:type="paragraph">
+  <w:style w:type="paragraph" w:customStyle="1" w:styleId="DefinitionTerm">
     <w:name w:val="Definition Term"/>
     <w:basedOn w:val="Normal"/>
     <w:next w:val="Definition"/>
@@ -10247,67 +10247,67 @@
       <w:b/>
     </w:rPr>
   </w:style>
-  <w:style w:customStyle="1" w:styleId="Definition" w:type="paragraph">
+  <w:style w:type="paragraph" w:customStyle="1" w:styleId="Definition">
     <w:name w:val="Definition"/>
     <w:basedOn w:val="Normal"/>
   </w:style>
-  <w:style w:styleId="Caption" w:type="paragraph">
+  <w:style w:type="paragraph" w:styleId="Caption">
     <w:name w:val="Caption"/>
     <w:basedOn w:val="Normal"/>
     <w:link w:val="BodyTextChar"/>
     <w:pPr>
-      <w:spacing w:after="120" w:before="0"/>
+      <w:spacing w:before="0" w:after="120"/>
     </w:pPr>
     <w:rPr>
       <w:i/>
     </w:rPr>
   </w:style>
-  <w:style w:customStyle="1" w:styleId="TableCaption" w:type="paragraph">
+  <w:style w:type="paragraph" w:customStyle="1" w:styleId="TableCaption">
     <w:name w:val="Table Caption"/>
     <w:basedOn w:val="Caption"/>
     <w:pPr>
       <w:keepNext/>
     </w:pPr>
   </w:style>
-  <w:style w:customStyle="1" w:styleId="ImageCaption" w:type="paragraph">
+  <w:style w:type="paragraph" w:customStyle="1" w:styleId="ImageCaption">
     <w:name w:val="Image Caption"/>
     <w:basedOn w:val="Caption"/>
   </w:style>
-  <w:style w:customStyle="1" w:styleId="Figure" w:type="paragraph">
+  <w:style w:type="paragraph" w:customStyle="1" w:styleId="Figure">
     <w:name w:val="Figure"/>
     <w:basedOn w:val="Normal"/>
   </w:style>
-  <w:style w:customStyle="1" w:styleId="CaptionedFigure" w:type="paragraph">
+  <w:style w:type="paragraph" w:customStyle="1" w:styleId="CaptionedFigure">
     <w:name w:val="Captioned Figure"/>
     <w:basedOn w:val="Figure"/>
     <w:pPr>
       <w:keepNext/>
     </w:pPr>
   </w:style>
-  <w:style w:customStyle="1" w:styleId="BodyTextChar" w:type="character">
+  <w:style w:type="character" w:customStyle="1" w:styleId="BodyTextChar">
     <w:name w:val="Body Text Char"/>
     <w:basedOn w:val="DefaultParagraphFont"/>
     <w:link w:val="BodyText"/>
   </w:style>
-  <w:style w:customStyle="1" w:styleId="SectionNumber" w:type="character">
+  <w:style w:type="character" w:customStyle="1" w:styleId="SectionNumber">
     <w:name w:val="Section Number"/>
     <w:basedOn w:val="BodyTextChar"/>
   </w:style>
-  <w:style w:styleId="FootnoteReference" w:type="character">
+  <w:style w:type="character" w:styleId="FootnoteReference">
     <w:name w:val="Footnote Reference"/>
     <w:basedOn w:val="BodyTextChar"/>
     <w:rPr>
       <w:vertAlign w:val="superscript"/>
     </w:rPr>
   </w:style>
-  <w:style w:styleId="Hyperlink" w:type="character">
+  <w:style w:type="character" w:styleId="Hyperlink">
     <w:name w:val="Hyperlink"/>
     <w:basedOn w:val="BodyTextChar"/>
     <w:rPr>
-      <w:color w:themeColor="accent1" w:val="4F81BD"/>
+      <w:color w:val="4F81BD" w:themeColor="accent1"/>
     </w:rPr>
   </w:style>
-  <w:style w:styleId="TOCHeading" w:type="paragraph">
+  <w:style w:type="paragraph" w:styleId="TOCHeading">
     <w:name w:val="TOC Heading"/>
     <w:basedOn w:val="Heading1"/>
     <w:next w:val="BodyText"/>
@@ -10319,25 +10319,97 @@
       <w:outlineLvl w:val="9"/>
     </w:pPr>
     <w:rPr>
-      <w:rFonts w:ascii="Calibri" w:cs="Calibri" w:eastAsia="Calibri" w:hAnsi="Calibri"/>
+      <w:rFonts w:ascii="Calibri" w:hAnsi="Calibri" w:eastAsia="Calibri" w:cs="Calibri"/>
       <w:b w:val="0"/>
       <w:bCs w:val="0"/>
-      <w:color w:themeColor="accent1" w:themeShade="BF" w:val="365F91"/>
+      <w:color w:val="365F91" w:themeColor="accent1" w:themeShade="BF"/>
     </w:rPr>
   </w:style>
-  <w:style w:customStyle="1" w:styleId="KeepWithNext" w:type="paragraph">
+  <w:style w:type="character" w:customStyle="1" w:styleId="VerbatimChar">
+    <w:name w:val="Verbatim Char"/>
+    <w:basedOn w:val="BodyTextChar"/>
+    <w:rPr>
+      <w:rFonts w:ascii="Consolas" w:hAnsi="Consolas" w:cs="Consolas"/>
+      <w:color w:val="1A4D80"/>
+      <w:sz w:val="19"/>
+      <w:szCs w:val="19"/>
+    </w:rPr>
+  </w:style>
+  <w:style w:type="paragraph" w:styleId="Title">
+    <w:name w:val="Title"/>
+    <w:basedOn w:val="Normal"/>
+    <w:next w:val="BodyText"/>
+    <w:qFormat/>
+    <w:pPr>
+      <w:spacing w:before="0" w:after="60"/>
+    </w:pPr>
+    <w:rPr>
+      <w:b/>
+      <w:color w:val="1F4E79"/>
+      <w:sz w:val="48"/>
+      <w:szCs w:val="48"/>
+    </w:rPr>
+  </w:style>
+  <w:style w:type="paragraph" w:customStyle="1" w:styleId="SourceCode">
+    <w:name w:val="Source Code"/>
+    <w:basedOn w:val="Normal"/>
+    <w:link w:val="VerbatimChar"/>
+    <w:pPr>
+      <w:keepLines/>
+      <w:pBdr>
+        <w:top w:val="single" w:sz="4" w:space="4" w:color="C9D8E8"/>
+        <w:left w:val="single" w:sz="4" w:space="4" w:color="C9D8E8"/>
+        <w:bottom w:val="single" w:sz="4" w:space="4" w:color="C9D8E8"/>
+        <w:right w:val="single" w:sz="4" w:space="4" w:color="C9D8E8"/>
+      </w:pBdr>
+      <w:shd w:val="clear" w:color="auto" w:fill="F8FAFC"/>
+      <w:spacing w:before="0" w:after="0" w:line="240" w:lineRule="auto"/>
+      <w:ind w:left="100" w:right="100"/>
+    </w:pPr>
+  </w:style>
+  <w:style w:type="paragraph" w:customStyle="1" w:styleId="ScreenshotCaption">
+    <w:name w:val="Screenshot Caption"/>
+    <w:basedOn w:val="Normal"/>
+    <w:next w:val="BodyText"/>
+    <w:pPr>
+      <w:jc w:val="center"/>
+      <w:spacing w:before="0" w:after="240"/>
+    </w:pPr>
+    <w:rPr>
+      <w:i/>
+      <w:color w:val="5B6B7A"/>
+      <w:sz w:val="19"/>
+      <w:szCs w:val="19"/>
+    </w:rPr>
+  </w:style>
+  <w:style w:type="paragraph" w:customStyle="1" w:styleId="KeepWithNext">
     <w:name w:val="Keep With Next"/>
     <w:basedOn w:val="BodyText"/>
     <w:pPr>
       <w:keepNext/>
     </w:pPr>
   </w:style>
-  <w:style w:customStyle="1" w:styleId="BookSubtitle" w:type="paragraph">
+  <w:style w:type="paragraph" w:styleId="Subtitle">
+    <w:name w:val="Subtitle"/>
+    <w:basedOn w:val="Normal"/>
+    <w:next w:val="BodyText"/>
+    <w:qFormat/>
+    <w:pPr>
+      <w:spacing w:before="0" w:after="60"/>
+    </w:pPr>
+    <w:rPr>
+      <w:i/>
+      <w:color w:val="2D3B47"/>
+      <w:sz w:val="28"/>
+      <w:szCs w:val="28"/>
+    </w:rPr>
+  </w:style>
+  <w:style w:type="paragraph" w:customStyle="1" w:styleId="BookSubtitle">
     <w:name w:val="Book Subtitle"/>
     <w:basedOn w:val="Normal"/>
     <w:pPr>
       <w:jc w:val="center"/>
-      <w:spacing w:after="480" w:before="0"/>
+      <w:spacing w:before="0" w:after="480"/>
     </w:pPr>
     <w:rPr>
       <w:i/>
@@ -10346,164 +10418,16 @@
       <w:szCs w:val="30"/>
     </w:rPr>
   </w:style>
-  <w:style w:customStyle="1" w:styleId="BookTitle" w:type="paragraph">
-    <w:name w:val="Book Title"/>
-    <w:basedOn w:val="Normal"/>
-    <w:pPr>
-      <w:jc w:val="center"/>
-      <w:spacing w:after="120" w:before="240"/>
-    </w:pPr>
-    <w:rPr>
-      <w:b/>
-      <w:color w:val="1F4E79"/>
-      <w:sz w:val="64"/>
-      <w:szCs w:val="64"/>
-    </w:rPr>
-  </w:style>
-  <w:style w:customStyle="1" w:styleId="HeadingCode" w:type="character">
-    <w:name w:val="Heading Code"/>
-    <w:basedOn w:val="DefaultParagraphFont"/>
-    <w:rPr>
-      <w:rFonts w:ascii="Consolas" w:cs="Consolas" w:hAnsi="Consolas"/>
-    </w:rPr>
-  </w:style>
-  <w:style w:styleId="Title" w:type="paragraph">
-    <w:name w:val="Title"/>
-    <w:basedOn w:val="Normal"/>
-    <w:next w:val="BodyText"/>
-    <w:qFormat/>
-    <w:pPr>
-      <w:spacing w:after="60" w:before="0"/>
-    </w:pPr>
-    <w:rPr>
-      <w:b/>
-      <w:color w:val="1F4E79"/>
-      <w:sz w:val="48"/>
-      <w:szCs w:val="48"/>
-    </w:rPr>
-  </w:style>
-  <w:style w:customStyle="1" w:styleId="BookCover" w:type="paragraph">
-    <w:name w:val="Book Cover"/>
-    <w:basedOn w:val="Normal"/>
-    <w:pPr>
-      <w:jc w:val="center"/>
-      <w:spacing w:after="360" w:before="720"/>
-    </w:pPr>
-  </w:style>
-  <w:style w:styleId="Subtitle" w:type="paragraph">
-    <w:name w:val="Subtitle"/>
-    <w:basedOn w:val="Normal"/>
-    <w:next w:val="BodyText"/>
-    <w:qFormat/>
-    <w:pPr>
-      <w:spacing w:after="60" w:before="0"/>
-    </w:pPr>
-    <w:rPr>
-      <w:i/>
-      <w:color w:val="2D3B47"/>
-      <w:sz w:val="28"/>
-      <w:szCs w:val="28"/>
-    </w:rPr>
-  </w:style>
-  <w:style w:default="1" w:styleId="Table" w:type="table">
-    <w:name w:val="Table"/>
-    <w:basedOn w:val="TableNormal"/>
-    <w:qFormat/>
-    <w:pPr>
-      <w:spacing w:after="40" w:before="40"/>
-    </w:pPr>
-    <w:tblPr>
-      <w:tblInd w:type="dxa" w:w="0"/>
-      <w:tblBorders>
-        <w:top w:color="C9D8E8" w:space="0" w:sz="4" w:val="single"/>
-        <w:left w:color="C9D8E8" w:space="0" w:sz="4" w:val="single"/>
-        <w:bottom w:color="C9D8E8" w:space="0" w:sz="4" w:val="single"/>
-        <w:right w:color="C9D8E8" w:space="0" w:sz="4" w:val="single"/>
-        <w:insideH w:color="C9D8E8" w:space="0" w:sz="4" w:val="single"/>
-        <w:insideV w:color="C9D8E8" w:space="0" w:sz="4" w:val="single"/>
-      </w:tblBorders>
-      <w:tblCellMar>
-        <w:top w:type="dxa" w:w="60"/>
-        <w:left w:type="dxa" w:w="108"/>
-        <w:bottom w:type="dxa" w:w="60"/>
-        <w:right w:type="dxa" w:w="108"/>
-      </w:tblCellMar>
-    </w:tblPr>
-    <w:tblStylePr w:type="firstRow">
-      <w:rPr>
-        <w:b/>
-        <w:color w:val="3D556F"/>
-      </w:rPr>
-      <w:tcPr>
-        <w:shd w:color="auto" w:fill="E5EDF5" w:val="clear"/>
-      </w:tcPr>
-    </w:tblStylePr>
-  </w:style>
-  <w:style w:customStyle="1" w:styleId="ScreenshotCaption" w:type="paragraph">
-    <w:name w:val="Screenshot Caption"/>
-    <w:basedOn w:val="Normal"/>
-    <w:next w:val="BodyText"/>
-    <w:pPr>
-      <w:jc w:val="center"/>
-      <w:spacing w:after="240" w:before="0"/>
-    </w:pPr>
-    <w:rPr>
-      <w:i/>
-      <w:color w:val="5B6B7A"/>
-      <w:sz w:val="19"/>
-      <w:szCs w:val="19"/>
-    </w:rPr>
-  </w:style>
-  <w:style w:customStyle="1" w:styleId="BookByline" w:type="paragraph">
-    <w:name w:val="Book Byline"/>
-    <w:basedOn w:val="Normal"/>
-    <w:pPr>
-      <w:jc w:val="center"/>
-      <w:spacing w:after="60" w:before="0"/>
-    </w:pPr>
-    <w:rPr>
-      <w:color w:val="5B6B7A"/>
-      <w:sz w:val="24"/>
-      <w:szCs w:val="24"/>
-    </w:rPr>
-  </w:style>
-  <w:style w:customStyle="1" w:styleId="Screenshot" w:type="paragraph">
-    <w:name w:val="Screenshot"/>
-    <w:basedOn w:val="Normal"/>
-    <w:next w:val="ScreenshotCaption"/>
-    <w:pPr>
-      <w:keepNext/>
-      <w:jc w:val="center"/>
-      <w:spacing w:after="40" w:before="160"/>
-    </w:pPr>
-  </w:style>
-  <w:style w:customStyle="1" w:styleId="SourceCode" w:type="paragraph">
-    <w:name w:val="Source Code"/>
-    <w:basedOn w:val="Normal"/>
-    <w:link w:val="VerbatimChar"/>
-    <w:pPr>
-      <w:keepLines/>
-      <w:pBdr>
-        <w:top w:color="C9D8E8" w:space="4" w:sz="4" w:val="single"/>
-        <w:left w:color="C9D8E8" w:space="4" w:sz="4" w:val="single"/>
-        <w:bottom w:color="C9D8E8" w:space="4" w:sz="4" w:val="single"/>
-        <w:right w:color="C9D8E8" w:space="4" w:sz="4" w:val="single"/>
-      </w:pBdr>
-      <w:shd w:color="auto" w:fill="F8FAFC" w:val="clear"/>
-      <w:spacing w:after="0" w:before="0" w:line="240" w:lineRule="auto"/>
-      <w:ind w:left="100" w:right="100"/>
-    </w:pPr>
-  </w:style>
-  <w:style w:customStyle="1" w:styleId="Date" w:type="paragraph">
+  <w:style w:type="paragraph" w:customStyle="1" w:styleId="Date">
     <w:name w:val="Date"/>
     <w:basedOn w:val="Normal"/>
     <w:next w:val="BodyText"/>
     <w:qFormat/>
     <w:pPr>
       <w:pBdr>
-        <w:bottom w:color="1F4E79" w:space="6" w:sz="8" w:val="single"/>
+        <w:bottom w:val="single" w:sz="8" w:space="6" w:color="1F4E79"/>
       </w:pBdr>
-      <w:spacing w:after="240" w:before="0"/>
+      <w:spacing w:before="0" w:after="240"/>
     </w:pPr>
     <w:rPr>
       <w:b/>
@@ -10514,14 +10438,90 @@
       <w:szCs w:val="18"/>
     </w:rPr>
   </w:style>
-  <w:style w:customStyle="1" w:styleId="VerbatimChar" w:type="character">
-    <w:name w:val="Verbatim Char"/>
-    <w:basedOn w:val="BodyTextChar"/>
+  <w:style w:type="paragraph" w:customStyle="1" w:styleId="BookTitle">
+    <w:name w:val="Book Title"/>
+    <w:basedOn w:val="Normal"/>
+    <w:pPr>
+      <w:jc w:val="center"/>
+      <w:spacing w:before="240" w:after="120"/>
+    </w:pPr>
     <w:rPr>
-      <w:rFonts w:ascii="Consolas" w:cs="Consolas" w:hAnsi="Consolas"/>
-      <w:color w:val="1A4D80"/>
-      <w:sz w:val="19"/>
-      <w:szCs w:val="19"/>
+      <w:b/>
+      <w:color w:val="1F4E79"/>
+      <w:sz w:val="64"/>
+      <w:szCs w:val="64"/>
+    </w:rPr>
+  </w:style>
+  <w:style w:type="paragraph" w:customStyle="1" w:styleId="BookByline">
+    <w:name w:val="Book Byline"/>
+    <w:basedOn w:val="Normal"/>
+    <w:pPr>
+      <w:jc w:val="center"/>
+      <w:spacing w:before="0" w:after="60"/>
+    </w:pPr>
+    <w:rPr>
+      <w:color w:val="5B6B7A"/>
+      <w:sz w:val="24"/>
+      <w:szCs w:val="24"/>
+    </w:rPr>
+  </w:style>
+  <w:style w:type="table" w:default="1" w:styleId="Table">
+    <w:name w:val="Table"/>
+    <w:basedOn w:val="TableNormal"/>
+    <w:qFormat/>
+    <w:pPr>
+      <w:spacing w:before="40" w:after="40"/>
+    </w:pPr>
+    <w:tblPr>
+      <w:tblInd w:w="0" w:type="dxa"/>
+      <w:tblBorders>
+        <w:top w:val="single" w:sz="4" w:space="0" w:color="C9D8E8"/>
+        <w:left w:val="single" w:sz="4" w:space="0" w:color="C9D8E8"/>
+        <w:bottom w:val="single" w:sz="4" w:space="0" w:color="C9D8E8"/>
+        <w:right w:val="single" w:sz="4" w:space="0" w:color="C9D8E8"/>
+        <w:insideH w:val="single" w:sz="4" w:space="0" w:color="C9D8E8"/>
+        <w:insideV w:val="single" w:sz="4" w:space="0" w:color="C9D8E8"/>
+      </w:tblBorders>
+      <w:tblCellMar>
+        <w:top w:w="60" w:type="dxa"/>
+        <w:left w:w="108" w:type="dxa"/>
+        <w:bottom w:w="60" w:type="dxa"/>
+        <w:right w:w="108" w:type="dxa"/>
+      </w:tblCellMar>
+    </w:tblPr>
+    <w:tblStylePr w:type="firstRow">
+      <w:rPr>
+        <w:b/>
+        <w:color w:val="3D556F"/>
+      </w:rPr>
+      <w:tcPr>
+        <w:shd w:val="clear" w:color="auto" w:fill="E5EDF5"/>
+      </w:tcPr>
+    </w:tblStylePr>
+  </w:style>
+  <w:style w:type="paragraph" w:customStyle="1" w:styleId="BookCover">
+    <w:name w:val="Book Cover"/>
+    <w:basedOn w:val="Normal"/>
+    <w:pPr>
+      <w:jc w:val="center"/>
+      <w:spacing w:before="720" w:after="360"/>
+    </w:pPr>
+  </w:style>
+  <w:style w:type="paragraph" w:customStyle="1" w:styleId="Screenshot">
+    <w:name w:val="Screenshot"/>
+    <w:basedOn w:val="Normal"/>
+    <w:next w:val="ScreenshotCaption"/>
+    <w:pPr>
+      <w:keepNext/>
+      <w:jc w:val="center"/>
+      <w:spacing w:before="160" w:after="40"/>
+    </w:pPr>
+  </w:style>
+  <w:style w:type="character" w:customStyle="1" w:styleId="HeadingCode">
+    <w:name w:val="Heading Code"/>
+    <w:basedOn w:val="DefaultParagraphFont"/>
+    <w:rPr>
+      <w:rFonts w:ascii="Consolas" w:hAnsi="Consolas" w:cs="Consolas"/>
     </w:rPr>
   </w:style>
   <w:style w:type="character" w:customStyle="1" w:styleId="KeywordTok">
